--- a/paper/CAST_본문.docx
+++ b/paper/CAST_본문.docx
@@ -3298,486 +3298,19 @@
     </w:p>
     <w:p>
       <w:r>
-        <w:t>본</w:t>
-      </w:r>
-      <w:r>
-        <w:t xml:space="preserve"> </w:t>
-      </w:r>
-      <w:r>
-        <w:t>논문의</w:t>
-      </w:r>
-      <w:r>
-        <w:t xml:space="preserve"> </w:t>
-      </w:r>
-      <w:r>
-        <w:t>기여는</w:t>
-      </w:r>
-      <w:r>
-        <w:t xml:space="preserve"> </w:t>
-      </w:r>
-      <w:r>
-        <w:t>두</w:t>
-      </w:r>
-      <w:r>
-        <w:t xml:space="preserve"> </w:t>
-      </w:r>
-      <w:r>
-        <w:t>가지다</w:t>
-      </w:r>
-      <w:r>
-        <w:t xml:space="preserve">. </w:t>
-      </w:r>
-      <w:r>
-        <w:t>첫째</w:t>
-      </w:r>
-      <w:r>
-        <w:t xml:space="preserve">, </w:t>
-      </w:r>
-      <w:r>
-        <w:t>공간</w:t>
-      </w:r>
-      <w:r>
-        <w:t xml:space="preserve"> </w:t>
-      </w:r>
-      <w:r>
-        <w:t>축의</w:t>
-      </w:r>
-      <w:r>
-        <w:t xml:space="preserve"> </w:t>
-      </w:r>
-      <w:r>
-        <w:t>탄소</w:t>
-      </w:r>
-      <w:r>
-        <w:t>–</w:t>
-      </w:r>
-      <w:r>
-        <w:t>지연</w:t>
-      </w:r>
-      <w:r>
-        <w:t xml:space="preserve"> </w:t>
-      </w:r>
-      <w:r>
-        <w:t>가중치를</w:t>
-      </w:r>
-      <w:r>
-        <w:t xml:space="preserve"> </w:t>
-      </w:r>
-      <w:r>
-        <w:t>고정하지</w:t>
-      </w:r>
-      <w:r>
-        <w:t xml:space="preserve"> </w:t>
-      </w:r>
-      <w:r>
-        <w:t>않고</w:t>
-      </w:r>
-      <w:r>
-        <w:t xml:space="preserve"> </w:t>
-      </w:r>
-      <w:r>
-        <w:t>매</w:t>
-      </w:r>
-      <w:r>
-        <w:t xml:space="preserve"> </w:t>
-      </w:r>
-      <w:r>
-        <w:t>슬롯</w:t>
-      </w:r>
-      <w:r>
-        <w:t xml:space="preserve"> </w:t>
-      </w:r>
-      <w:r>
-        <w:t>파레토</w:t>
-      </w:r>
-      <w:r>
-        <w:t xml:space="preserve"> </w:t>
-      </w:r>
-      <w:r>
-        <w:t>무릎점에서</w:t>
-      </w:r>
-      <w:r>
-        <w:t xml:space="preserve"> </w:t>
-      </w:r>
-      <w:r>
-        <w:t>자동으로</w:t>
-      </w:r>
-      <w:r>
-        <w:t xml:space="preserve"> </w:t>
-      </w:r>
-      <w:r>
-        <w:t>정하며</w:t>
-      </w:r>
-      <w:r>
-        <w:t xml:space="preserve">, </w:t>
-      </w:r>
-      <w:r>
-        <w:t>시간</w:t>
-      </w:r>
-      <w:r>
-        <w:t xml:space="preserve"> </w:t>
-      </w:r>
-      <w:r>
-        <w:t>축의</w:t>
-      </w:r>
-      <w:r>
-        <w:t xml:space="preserve"> </w:t>
-      </w:r>
-      <w:r>
-        <w:t>가중치는</w:t>
-      </w:r>
-      <w:r>
-        <w:t xml:space="preserve"> </w:t>
-      </w:r>
-      <w:r>
-        <w:t>작업이</w:t>
-      </w:r>
-      <w:r>
-        <w:t xml:space="preserve"> </w:t>
-      </w:r>
-      <w:r>
-        <w:t>신고한</w:t>
-      </w:r>
-      <w:r>
-        <w:t xml:space="preserve"> </w:t>
-      </w:r>
-      <w:r>
-        <w:t>지연</w:t>
-      </w:r>
-      <w:r>
-        <w:t xml:space="preserve"> </w:t>
-      </w:r>
-      <w:r>
-        <w:t>등급의</w:t>
-      </w:r>
-      <w:r>
-        <w:t xml:space="preserve"> </w:t>
-      </w:r>
-      <w:r>
-        <w:t>함수로</w:t>
-      </w:r>
-      <w:r>
-        <w:t xml:space="preserve"> </w:t>
-      </w:r>
-      <w:r>
-        <w:t>둔다</w:t>
-      </w:r>
-      <w:r>
-        <w:t xml:space="preserve">. </w:t>
-      </w:r>
-      <w:r>
-        <w:t>둘째</w:t>
-      </w:r>
-      <w:r>
-        <w:t xml:space="preserve">, </w:t>
-      </w:r>
-      <w:r>
-        <w:t>시간</w:t>
-      </w:r>
-      <w:r>
-        <w:t xml:space="preserve"> </w:t>
-      </w:r>
-      <w:r>
-        <w:t>이동이</w:t>
-      </w:r>
-      <w:r>
-        <w:t xml:space="preserve"> </w:t>
-      </w:r>
-      <w:proofErr w:type="spellStart"/>
-      <w:r>
-        <w:t>리전</w:t>
-      </w:r>
-      <w:proofErr w:type="spellEnd"/>
-      <w:r>
-        <w:t xml:space="preserve"> </w:t>
-      </w:r>
-      <w:r>
-        <w:t>용량을</w:t>
-      </w:r>
-      <w:r>
-        <w:t xml:space="preserve"> </w:t>
-      </w:r>
-      <w:r>
-        <w:t>보지</w:t>
-      </w:r>
-      <w:r>
-        <w:t xml:space="preserve"> </w:t>
-      </w:r>
-      <w:r>
-        <w:t>않으면</w:t>
-      </w:r>
-      <w:r>
-        <w:t xml:space="preserve"> </w:t>
-      </w:r>
-      <w:r>
-        <w:t>동시</w:t>
-      </w:r>
-      <w:r>
-        <w:t xml:space="preserve"> </w:t>
-      </w:r>
-      <w:r>
-        <w:t>실행</w:t>
-      </w:r>
-      <w:r>
-        <w:t xml:space="preserve"> </w:t>
-      </w:r>
-      <w:r>
-        <w:t>수가</w:t>
-      </w:r>
-      <w:r>
-        <w:t xml:space="preserve"> </w:t>
-      </w:r>
-      <w:proofErr w:type="spellStart"/>
-      <w:r>
-        <w:t>여유율</w:t>
-      </w:r>
-      <w:proofErr w:type="spellEnd"/>
-      <w:r>
-        <w:t xml:space="preserve"> </w:t>
-      </w:r>
-      <w:r>
-        <w:t>상한의</w:t>
-      </w:r>
-      <w:r>
-        <w:t xml:space="preserve"> 3.4</w:t>
-      </w:r>
-      <w:r>
-        <w:t>배에</w:t>
-      </w:r>
-      <w:r>
-        <w:t xml:space="preserve"> </w:t>
-      </w:r>
-      <w:r>
-        <w:t>이른다는</w:t>
-      </w:r>
-      <w:r>
-        <w:t xml:space="preserve"> </w:t>
-      </w:r>
-      <w:r>
-        <w:t>것을</w:t>
-      </w:r>
-      <w:r>
-        <w:t xml:space="preserve"> </w:t>
-      </w:r>
-      <w:r>
-        <w:t>실측하고</w:t>
-      </w:r>
-      <w:r>
-        <w:t xml:space="preserve">, </w:t>
-      </w:r>
-      <w:r>
-        <w:t>이를</w:t>
-      </w:r>
-      <w:r>
-        <w:t xml:space="preserve"> </w:t>
-      </w:r>
-      <w:r>
-        <w:t>온라인으로</w:t>
-      </w:r>
-      <w:r>
-        <w:t xml:space="preserve"> </w:t>
-      </w:r>
-      <w:r>
-        <w:t>강제하는</w:t>
-      </w:r>
-      <w:r>
-        <w:t xml:space="preserve"> Algorithm 1</w:t>
-      </w:r>
-      <w:r>
-        <w:t>을</w:t>
-      </w:r>
-      <w:r>
-        <w:t xml:space="preserve"> </w:t>
-      </w:r>
-      <w:r>
-        <w:t>제시한다</w:t>
-      </w:r>
-      <w:r>
-        <w:t xml:space="preserve">. </w:t>
-      </w:r>
-      <w:r>
-        <w:t>슬롯마다</w:t>
-      </w:r>
-      <w:r>
-        <w:t xml:space="preserve"> </w:t>
-      </w:r>
-      <w:proofErr w:type="spellStart"/>
-      <w:r>
-        <w:t>리전</w:t>
-      </w:r>
-      <w:proofErr w:type="spellEnd"/>
-      <w:r>
-        <w:t xml:space="preserve"> </w:t>
-      </w:r>
-      <w:r>
-        <w:t>점유량을</w:t>
-      </w:r>
-      <w:r>
-        <w:t xml:space="preserve"> </w:t>
-      </w:r>
-      <w:r>
-        <w:t>추적해</w:t>
-      </w:r>
-      <w:r>
-        <w:t xml:space="preserve"> </w:t>
-      </w:r>
-      <w:r>
-        <w:t>상한에</w:t>
-      </w:r>
-      <w:r>
-        <w:t xml:space="preserve"> </w:t>
-      </w:r>
-      <w:r>
-        <w:t>닿은</w:t>
-      </w:r>
-      <w:r>
-        <w:t xml:space="preserve"> </w:t>
-      </w:r>
-      <w:r>
-        <w:t>슬롯을</w:t>
-      </w:r>
-      <w:r>
-        <w:t xml:space="preserve"> </w:t>
-      </w:r>
-      <w:r>
-        <w:t>후보에서</w:t>
-      </w:r>
-      <w:r>
-        <w:t xml:space="preserve"> </w:t>
-      </w:r>
-      <w:r>
-        <w:t>빼며</w:t>
-      </w:r>
-      <w:r>
-        <w:t xml:space="preserve">, </w:t>
-      </w:r>
-      <w:r>
-        <w:t>어떤</w:t>
-      </w:r>
-      <w:r>
-        <w:t xml:space="preserve"> </w:t>
-      </w:r>
-      <w:r>
-        <w:t>작업도</w:t>
-      </w:r>
-      <w:r>
-        <w:t xml:space="preserve"> </w:t>
-      </w:r>
-      <w:r>
-        <w:t>무한히</w:t>
-      </w:r>
-      <w:r>
-        <w:t xml:space="preserve"> </w:t>
-      </w:r>
-      <w:r>
-        <w:t>연기되지</w:t>
-      </w:r>
-      <w:r>
-        <w:t xml:space="preserve"> </w:t>
-      </w:r>
-      <w:r>
-        <w:t>않고</w:t>
-      </w:r>
-      <w:r>
-        <w:t xml:space="preserve"> </w:t>
-      </w:r>
-      <w:r>
-        <w:t>마감</w:t>
-      </w:r>
-      <w:r>
-        <w:t xml:space="preserve"> </w:t>
-      </w:r>
-      <w:r>
-        <w:t>위반이</w:t>
-      </w:r>
-      <w:r>
-        <w:t xml:space="preserve"> </w:t>
-      </w:r>
-      <w:r>
-        <w:t>없음을</w:t>
-      </w:r>
-      <w:r>
-        <w:t xml:space="preserve"> </w:t>
-      </w:r>
-      <w:r>
-        <w:t>증명한다</w:t>
-      </w:r>
-      <w:r>
-        <w:t xml:space="preserve">. </w:t>
-      </w:r>
-      <w:r>
-        <w:t>선행</w:t>
-      </w:r>
-      <w:r>
-        <w:t xml:space="preserve"> </w:t>
-      </w:r>
-      <w:r>
-        <w:t>연구</w:t>
-      </w:r>
-      <w:r>
-        <w:t>[7]</w:t>
-      </w:r>
-      <w:r>
-        <w:t>는</w:t>
-      </w:r>
-      <w:r>
-        <w:t xml:space="preserve"> </w:t>
-      </w:r>
-      <w:r>
-        <w:t>이</w:t>
-      </w:r>
-      <w:r>
-        <w:t xml:space="preserve"> </w:t>
-      </w:r>
-      <w:r>
-        <w:t>현상을</w:t>
-      </w:r>
-      <w:r>
-        <w:t xml:space="preserve"> </w:t>
-      </w:r>
-      <w:r>
-        <w:t>단일</w:t>
-      </w:r>
-      <w:r>
-        <w:t xml:space="preserve"> </w:t>
-      </w:r>
-      <w:r>
-        <w:t>클러스터</w:t>
-      </w:r>
-      <w:r>
-        <w:t xml:space="preserve"> </w:t>
-      </w:r>
-      <w:r>
-        <w:t>맥락에서</w:t>
-      </w:r>
-      <w:r>
-        <w:t xml:space="preserve"> </w:t>
-      </w:r>
-      <w:r>
-        <w:t>지적했을</w:t>
-      </w:r>
-      <w:r>
-        <w:t xml:space="preserve"> </w:t>
-      </w:r>
-      <w:r>
-        <w:t>뿐</w:t>
-      </w:r>
-      <w:r>
-        <w:t xml:space="preserve"> </w:t>
-      </w:r>
-      <w:proofErr w:type="spellStart"/>
-      <w:r>
-        <w:t>정량화하지</w:t>
-      </w:r>
-      <w:proofErr w:type="spellEnd"/>
-      <w:r>
-        <w:t xml:space="preserve"> </w:t>
-      </w:r>
-      <w:r>
-        <w:t>않았다</w:t>
-      </w:r>
-      <w:r>
-        <w:t>.</w:t>
+        <w:rPr/>
+        <w:t xml:space="preserve">본 논문의 기여는 두 가지다. 첫째, 공간 축의 탄소–지연 가중치를 고정하지 않고 매 슬롯 파레토 무릎점에서 자동으로 정하며, 시간 축의 가중치는 작업이 신고한 지연 등급의 함수로 둔다. 평균으로는 고정값과 같은 가중치를 쓰는 셈인데도 고정 </w:t>
+      </w:r>
+      <w:r>
+        <w:rPr>
+          <w:rFonts w:ascii="Cambria Math" w:hAnsi="Cambria Math"/>
+          <w:i/>
+        </w:rPr>
+        <w:t xml:space="preserve">α</w:t>
+      </w:r>
+      <w:r>
+        <w:rPr/>
+        <w:t xml:space="preserve">=0.5보다 탄소를 10.64%포인트 더 줄인다. 둘째, 시간 이동이 리전 용량을 보지 않으면 동시 실행 수가 여유율 상한의 3.4배에 이른다는 것을 실측하고, 이를 온라인으로 강제하는 Algorithm 1을 제시한다. 슬롯마다 리전 점유량을 추적해 상한에 닿은 슬롯을 후보에서 빼며, 어떤 작업도 무한히 연기되지 않고 마감 위반이 없음을 증명한다. 선행 연구[7]는 이 현상을 단일 클러스터 맥락에서 지적했을 뿐 정량화하지 않았다.</w:t>
       </w:r>
     </w:p>
     <w:p>
@@ -6167,8 +5700,9 @@
     </w:p>
     <w:p>
       <w:pPr>
+        <w:keepNext/>
         <w:keepLines/>
-        <w:spacing w:before="60" w:after="240"/>
+        <w:spacing w:before="60" w:after="0"/>
         <w:ind w:firstLine="0"/>
         <w:rPr>
           <w:sz w:val="18"/>
@@ -6189,7 +5723,7 @@
           <w:sz w:val="18"/>
           <w:szCs w:val="18"/>
         </w:rPr>
-        <w:t xml:space="preserve"> 1.</w:t>
+        <w:t xml:space="preserve"> 1</w:t>
       </w:r>
       <w:r>
         <w:rPr>
@@ -6647,6 +6181,24 @@
           <w:szCs w:val="18"/>
         </w:rPr>
         <w:t>.</w:t>
+      </w:r>
+    </w:p>
+    <w:p>
+      <w:pPr>
+        <w:keepLines/>
+        <w:spacing w:before="0" w:after="240"/>
+        <w:ind w:firstLine="0"/>
+        <w:rPr>
+          <w:sz w:val="18"/>
+          <w:szCs w:val="18"/>
+        </w:rPr>
+      </w:pPr>
+      <w:r>
+        <w:rPr>
+          <w:sz w:val="17"/>
+          <w:szCs w:val="17"/>
+        </w:rPr>
+        <w:t xml:space="preserve">Fig. 1 Overall pipeline of CAST</w:t>
       </w:r>
     </w:p>
     <w:p>
@@ -8067,8 +7619,9 @@
     </w:p>
     <w:p>
       <w:pPr>
+        <w:keepNext/>
         <w:keepLines/>
-        <w:spacing w:before="60" w:after="240"/>
+        <w:spacing w:before="60" w:after="0"/>
         <w:ind w:firstLine="0"/>
         <w:rPr>
           <w:sz w:val="18"/>
@@ -8086,7 +7639,7 @@
           <w:b/>
           <w:sz w:val="18"/>
         </w:rPr>
-        <w:t xml:space="preserve"> 2.</w:t>
+        <w:t xml:space="preserve"> 2</w:t>
       </w:r>
       <w:r>
         <w:rPr>
@@ -8155,6 +7708,22 @@
           <w:sz w:val="18"/>
         </w:rPr>
         <w:t>.</w:t>
+      </w:r>
+    </w:p>
+    <w:p>
+      <w:pPr>
+        <w:keepLines/>
+        <w:spacing w:before="0" w:after="240"/>
+        <w:ind w:firstLine="0"/>
+        <w:rPr>
+          <w:sz w:val="18"/>
+        </w:rPr>
+      </w:pPr>
+      <w:r>
+        <w:rPr>
+          <w:sz w:val="17"/>
+        </w:rPr>
+        <w:t xml:space="preserve">Fig. 2 Per-region LSTM architecture</w:t>
       </w:r>
     </w:p>
     <w:p>
@@ -8210,8 +7779,9 @@
     </w:p>
     <w:p>
       <w:pPr>
+        <w:keepNext/>
         <w:keepLines/>
-        <w:spacing w:before="60" w:after="240"/>
+        <w:spacing w:before="60" w:after="0"/>
         <w:ind w:firstLine="0"/>
         <w:rPr>
           <w:sz w:val="18"/>
@@ -8229,7 +7799,7 @@
           <w:b/>
           <w:sz w:val="18"/>
         </w:rPr>
-        <w:t xml:space="preserve"> 3.</w:t>
+        <w:t xml:space="preserve"> 3</w:t>
       </w:r>
       <w:r>
         <w:rPr>
@@ -8528,6 +8098,22 @@
           <w:sz w:val="18"/>
         </w:rPr>
         <w:t>.</w:t>
+      </w:r>
+    </w:p>
+    <w:p>
+      <w:pPr>
+        <w:keepLines/>
+        <w:spacing w:before="0" w:after="240"/>
+        <w:ind w:firstLine="0"/>
+        <w:rPr>
+          <w:sz w:val="18"/>
+        </w:rPr>
+      </w:pPr>
+      <w:r>
+        <w:rPr>
+          <w:sz w:val="17"/>
+        </w:rPr>
+        <w:t xml:space="preserve">Fig. 3 Per-region carbon intensity forecast</w:t>
       </w:r>
     </w:p>
     <w:p>
@@ -11042,8 +10628,9 @@
     </w:p>
     <w:p>
       <w:pPr>
+        <w:keepNext/>
         <w:keepLines/>
-        <w:spacing w:before="60" w:after="240"/>
+        <w:spacing w:before="60" w:after="0"/>
         <w:ind w:firstLine="0"/>
         <w:rPr>
           <w:sz w:val="18"/>
@@ -11064,7 +10651,7 @@
           <w:sz w:val="18"/>
           <w:szCs w:val="18"/>
         </w:rPr>
-        <w:t xml:space="preserve"> 4.</w:t>
+        <w:t xml:space="preserve"> 4</w:t>
       </w:r>
       <w:r>
         <w:rPr>
@@ -11394,6 +10981,24 @@
           <w:szCs w:val="18"/>
         </w:rPr>
         <w:t>.</w:t>
+      </w:r>
+    </w:p>
+    <w:p>
+      <w:pPr>
+        <w:keepLines/>
+        <w:spacing w:before="0" w:after="240"/>
+        <w:ind w:firstLine="0"/>
+        <w:rPr>
+          <w:sz w:val="18"/>
+          <w:szCs w:val="18"/>
+        </w:rPr>
+      </w:pPr>
+      <w:r>
+        <w:rPr>
+          <w:sz w:val="17"/>
+          <w:szCs w:val="17"/>
+        </w:rPr>
+        <w:t xml:space="preserve">Fig. 4 Trade-off axes of spatial shifting</w:t>
       </w:r>
     </w:p>
     <w:p>
@@ -14911,7 +14516,7 @@
       <w:pPr>
         <w:keepNext/>
         <w:keepLines/>
-        <w:spacing w:before="240" w:after="60"/>
+        <w:spacing w:before="240" w:after="0"/>
         <w:ind w:firstLine="0"/>
       </w:pPr>
       <w:r>
@@ -14926,7 +14531,7 @@
           <w:b/>
           <w:sz w:val="18"/>
         </w:rPr>
-        <w:t xml:space="preserve"> 1.</w:t>
+        <w:t xml:space="preserve"> 1</w:t>
       </w:r>
       <w:r>
         <w:rPr>
@@ -15104,6 +14709,20 @@
         <w:t>ms.</w:t>
       </w:r>
       <w:proofErr w:type="spellEnd"/>
+    </w:p>
+    <w:p>
+      <w:pPr>
+        <w:keepNext/>
+        <w:keepLines/>
+        <w:spacing w:before="0" w:after="60"/>
+        <w:ind w:firstLine="0"/>
+      </w:pPr>
+      <w:r>
+        <w:rPr>
+          <w:sz w:val="17"/>
+        </w:rPr>
+        <w:t xml:space="preserve">Table 1 Assignment change by weight α</w:t>
+      </w:r>
     </w:p>
     <w:tbl>
       <w:tblPr>
@@ -15169,24 +14788,8 @@
                 <w:b/>
                 <w:sz w:val="15"/>
               </w:rPr>
-              <w:t>배정</w:t>
+              <w:t xml:space="preserve">Assigned region</w:t>
             </w:r>
-            <w:r>
-              <w:rPr>
-                <w:b/>
-                <w:sz w:val="15"/>
-              </w:rPr>
-              <w:t xml:space="preserve"> </w:t>
-            </w:r>
-            <w:proofErr w:type="spellStart"/>
-            <w:r>
-              <w:rPr>
-                <w:b/>
-                <w:sz w:val="15"/>
-              </w:rPr>
-              <w:t>리전</w:t>
-            </w:r>
-            <w:proofErr w:type="spellEnd"/>
           </w:p>
         </w:tc>
         <w:tc>
@@ -15207,7 +14810,7 @@
                 <w:b/>
                 <w:sz w:val="15"/>
               </w:rPr>
-              <w:t>탄소</w:t>
+              <w:t xml:space="preserve">Carbon</w:t>
             </w:r>
           </w:p>
         </w:tc>
@@ -15229,7 +14832,7 @@
                 <w:b/>
                 <w:sz w:val="15"/>
               </w:rPr>
-              <w:t>지연</w:t>
+              <w:t xml:space="preserve">Latency</w:t>
             </w:r>
           </w:p>
         </w:tc>
@@ -15251,7 +14854,7 @@
               <w:rPr>
                 <w:sz w:val="15"/>
               </w:rPr>
-              <w:t>0.0 – 0.4</w:t>
+              <w:t xml:space="preserve">0.0–0.4</w:t>
             </w:r>
           </w:p>
         </w:tc>
@@ -15268,25 +14871,7 @@
               <w:rPr>
                 <w:sz w:val="15"/>
               </w:rPr>
-              <w:t>한국</w:t>
-            </w:r>
-            <w:r>
-              <w:rPr>
-                <w:sz w:val="15"/>
-              </w:rPr>
-              <w:t xml:space="preserve"> (</w:t>
-            </w:r>
-            <w:r>
-              <w:rPr>
-                <w:sz w:val="15"/>
-              </w:rPr>
-              <w:t>홈</w:t>
-            </w:r>
-            <w:r>
-              <w:rPr>
-                <w:sz w:val="15"/>
-              </w:rPr>
-              <w:t>)</w:t>
+              <w:t xml:space="preserve">Korea (origin)</w:t>
             </w:r>
           </w:p>
         </w:tc>
@@ -15344,7 +14929,7 @@
               <w:rPr>
                 <w:sz w:val="15"/>
               </w:rPr>
-              <w:t>0.5 – 0.9</w:t>
+              <w:t xml:space="preserve">0.5–0.9</w:t>
             </w:r>
           </w:p>
         </w:tc>
@@ -15361,7 +14946,7 @@
               <w:rPr>
                 <w:sz w:val="15"/>
               </w:rPr>
-              <w:t>캘리포니아</w:t>
+              <w:t xml:space="preserve">California</w:t>
             </w:r>
           </w:p>
         </w:tc>
@@ -15430,7 +15015,7 @@
               <w:rPr>
                 <w:sz w:val="15"/>
               </w:rPr>
-              <w:t>프랑스</w:t>
+              <w:t xml:space="preserve">France</w:t>
             </w:r>
           </w:p>
         </w:tc>
@@ -15520,8 +15105,9 @@
     </w:p>
     <w:p>
       <w:pPr>
+        <w:keepNext/>
         <w:keepLines/>
-        <w:spacing w:before="60" w:after="240"/>
+        <w:spacing w:before="60" w:after="0"/>
         <w:ind w:firstLine="0"/>
         <w:rPr>
           <w:color w:val="EE0000"/>
@@ -15541,7 +15127,7 @@
           <w:b/>
           <w:sz w:val="18"/>
         </w:rPr>
-        <w:t xml:space="preserve"> 5.</w:t>
+        <w:t xml:space="preserve"> 5</w:t>
       </w:r>
       <w:r>
         <w:rPr>
@@ -15948,6 +15534,24 @@
           <w:sz w:val="18"/>
         </w:rPr>
         <w:t>.</w:t>
+      </w:r>
+    </w:p>
+    <w:p>
+      <w:pPr>
+        <w:keepLines/>
+        <w:spacing w:before="0" w:after="240"/>
+        <w:ind w:firstLine="0"/>
+        <w:rPr>
+          <w:color w:val="EE0000"/>
+          <w:sz w:val="18"/>
+          <w:szCs w:val="18"/>
+        </w:rPr>
+      </w:pPr>
+      <w:r>
+        <w:rPr>
+          <w:sz w:val="17"/>
+        </w:rPr>
+        <w:t xml:space="preserve">Fig. 5 Inter-region flow created by spatial shifting</w:t>
       </w:r>
     </w:p>
     <w:p>
@@ -17033,8 +16637,9 @@
     </w:p>
     <w:p>
       <w:pPr>
+        <w:keepNext/>
         <w:keepLines/>
-        <w:spacing w:before="60" w:after="240"/>
+        <w:spacing w:before="60" w:after="0"/>
         <w:ind w:firstLine="0"/>
         <w:rPr>
           <w:sz w:val="18"/>
@@ -17055,7 +16660,7 @@
           <w:sz w:val="18"/>
           <w:szCs w:val="18"/>
         </w:rPr>
-        <w:t xml:space="preserve"> 6.</w:t>
+        <w:t xml:space="preserve"> 6</w:t>
       </w:r>
       <w:r>
         <w:rPr>
@@ -17327,6 +16932,24 @@
           <w:szCs w:val="18"/>
         </w:rPr>
         <w:t>.</w:t>
+      </w:r>
+    </w:p>
+    <w:p>
+      <w:pPr>
+        <w:keepLines/>
+        <w:spacing w:before="0" w:after="240"/>
+        <w:ind w:firstLine="0"/>
+        <w:rPr>
+          <w:sz w:val="18"/>
+          <w:szCs w:val="18"/>
+        </w:rPr>
+      </w:pPr>
+      <w:r>
+        <w:rPr>
+          <w:sz w:val="17"/>
+          <w:szCs w:val="17"/>
+        </w:rPr>
+        <w:t xml:space="preserve">Fig. 6 Pareto curve of the fixed-α sweep and per-slot knee points</w:t>
       </w:r>
     </w:p>
     <w:p>
@@ -19096,8 +18719,9 @@
     </w:p>
     <w:p>
       <w:pPr>
+        <w:keepNext/>
         <w:keepLines/>
-        <w:spacing w:before="60" w:after="240"/>
+        <w:spacing w:before="60" w:after="0"/>
         <w:ind w:firstLine="0"/>
         <w:rPr>
           <w:sz w:val="18"/>
@@ -19118,7 +18742,7 @@
           <w:sz w:val="18"/>
           <w:szCs w:val="18"/>
         </w:rPr>
-        <w:t xml:space="preserve"> 7.</w:t>
+        <w:t xml:space="preserve"> 7</w:t>
       </w:r>
       <w:r>
         <w:rPr>
@@ -19742,6 +19366,24 @@
           <w:szCs w:val="18"/>
         </w:rPr>
         <w:t>.</w:t>
+      </w:r>
+    </w:p>
+    <w:p>
+      <w:pPr>
+        <w:keepLines/>
+        <w:spacing w:before="0" w:after="240"/>
+        <w:ind w:firstLine="0"/>
+        <w:rPr>
+          <w:sz w:val="18"/>
+          <w:szCs w:val="18"/>
+        </w:rPr>
+      </w:pPr>
+      <w:r>
+        <w:rPr>
+          <w:sz w:val="17"/>
+          <w:szCs w:val="17"/>
+        </w:rPr>
+        <w:t xml:space="preserve">Fig. 7 How capacity blocks temporal shifting</w:t>
       </w:r>
     </w:p>
     <w:p>
@@ -25994,7 +25636,7 @@
       <w:pPr>
         <w:keepNext/>
         <w:keepLines/>
-        <w:spacing w:before="240" w:after="60"/>
+        <w:spacing w:before="240" w:after="0"/>
         <w:jc w:val="left"/>
       </w:pPr>
       <w:r>
@@ -26011,7 +25653,7 @@
           <w:sz w:val="18"/>
           <w:szCs w:val="18"/>
         </w:rPr>
-        <w:t xml:space="preserve"> 2.</w:t>
+        <w:t xml:space="preserve"> 2</w:t>
       </w:r>
       <w:r>
         <w:t xml:space="preserve"> </w:t>
@@ -26063,6 +25705,21 @@
       </w:r>
       <w:r>
         <w:t>.</w:t>
+      </w:r>
+    </w:p>
+    <w:p>
+      <w:pPr>
+        <w:keepNext/>
+        <w:keepLines/>
+        <w:spacing w:before="0" w:after="60"/>
+        <w:jc w:val="left"/>
+      </w:pPr>
+      <w:r>
+        <w:rPr>
+          <w:sz w:val="17"/>
+          <w:szCs w:val="17"/>
+        </w:rPr>
+        <w:t xml:space="preserve">Table 2 Latency tiers and weights</w:t>
       </w:r>
     </w:p>
     <w:tbl>
@@ -26115,16 +25772,7 @@
                 <w:sz w:val="16"/>
                 <w:szCs w:val="16"/>
               </w:rPr>
-              <w:t>등급</w:t>
-            </w:r>
-            <w:r>
-              <w:rPr>
-                <w:b/>
-                <w:bCs/>
-                <w:sz w:val="16"/>
-                <w:szCs w:val="16"/>
-              </w:rPr>
-              <w:t xml:space="preserve"> k</w:t>
+              <w:t xml:space="preserve">Tier k</w:t>
             </w:r>
           </w:p>
         </w:tc>
@@ -26153,25 +25801,7 @@
                 <w:sz w:val="16"/>
                 <w:szCs w:val="16"/>
               </w:rPr>
-              <w:t>지연</w:t>
-            </w:r>
-            <w:r>
-              <w:rPr>
-                <w:b/>
-                <w:bCs/>
-                <w:sz w:val="16"/>
-                <w:szCs w:val="16"/>
-              </w:rPr>
-              <w:t xml:space="preserve"> </w:t>
-            </w:r>
-            <w:r>
-              <w:rPr>
-                <w:b/>
-                <w:bCs/>
-                <w:sz w:val="16"/>
-                <w:szCs w:val="16"/>
-              </w:rPr>
-              <w:t>예산</w:t>
+              <w:t xml:space="preserve">Latency budget</w:t>
             </w:r>
           </w:p>
         </w:tc>
@@ -26200,25 +25830,7 @@
                 <w:sz w:val="16"/>
                 <w:szCs w:val="16"/>
               </w:rPr>
-              <w:t>작업</w:t>
-            </w:r>
-            <w:r>
-              <w:rPr>
-                <w:b/>
-                <w:bCs/>
-                <w:sz w:val="16"/>
-                <w:szCs w:val="16"/>
-              </w:rPr>
-              <w:t xml:space="preserve"> </w:t>
-            </w:r>
-            <w:r>
-              <w:rPr>
-                <w:b/>
-                <w:bCs/>
-                <w:sz w:val="16"/>
-                <w:szCs w:val="16"/>
-              </w:rPr>
-              <w:t>수</w:t>
+              <w:t xml:space="preserve">Jobs</w:t>
             </w:r>
           </w:p>
         </w:tc>
@@ -26291,14 +25903,7 @@
                 <w:sz w:val="16"/>
                 <w:szCs w:val="16"/>
               </w:rPr>
-              <w:t>12~24</w:t>
-            </w:r>
-            <w:r>
-              <w:rPr>
-                <w:sz w:val="16"/>
-                <w:szCs w:val="16"/>
-              </w:rPr>
-              <w:t>시간</w:t>
+              <w:t xml:space="preserve">12–24 h</w:t>
             </w:r>
           </w:p>
         </w:tc>
@@ -26382,14 +25987,7 @@
                 <w:sz w:val="16"/>
                 <w:szCs w:val="16"/>
               </w:rPr>
-              <w:t>2~8</w:t>
-            </w:r>
-            <w:r>
-              <w:rPr>
-                <w:sz w:val="16"/>
-                <w:szCs w:val="16"/>
-              </w:rPr>
-              <w:t>시간</w:t>
+              <w:t xml:space="preserve">2–8 h</w:t>
             </w:r>
           </w:p>
         </w:tc>
@@ -26473,14 +26071,7 @@
                 <w:sz w:val="16"/>
                 <w:szCs w:val="16"/>
               </w:rPr>
-              <w:t>2~10</w:t>
-            </w:r>
-            <w:r>
-              <w:rPr>
-                <w:sz w:val="16"/>
-                <w:szCs w:val="16"/>
-              </w:rPr>
-              <w:t>분</w:t>
+              <w:t xml:space="preserve">2–10 min</w:t>
             </w:r>
           </w:p>
         </w:tc>
@@ -26562,14 +26153,7 @@
                 <w:sz w:val="16"/>
                 <w:szCs w:val="16"/>
               </w:rPr>
-              <w:t>15~60</w:t>
-            </w:r>
-            <w:r>
-              <w:rPr>
-                <w:sz w:val="16"/>
-                <w:szCs w:val="16"/>
-              </w:rPr>
-              <w:t>초</w:t>
+              <w:t xml:space="preserve">15–60 s</w:t>
             </w:r>
           </w:p>
         </w:tc>
@@ -26649,14 +26233,7 @@
                 <w:sz w:val="16"/>
                 <w:szCs w:val="16"/>
               </w:rPr>
-              <w:t>1~5</w:t>
-            </w:r>
-            <w:r>
-              <w:rPr>
-                <w:sz w:val="16"/>
-                <w:szCs w:val="16"/>
-              </w:rPr>
-              <w:t>초</w:t>
+              <w:t xml:space="preserve">1–5 s</w:t>
             </w:r>
           </w:p>
         </w:tc>
@@ -27953,7 +27530,7 @@
       <w:pPr>
         <w:keepNext/>
         <w:keepLines/>
-        <w:spacing w:before="240" w:after="60"/>
+        <w:spacing w:before="240" w:after="0"/>
         <w:jc w:val="left"/>
       </w:pPr>
       <w:r>
@@ -27968,7 +27545,7 @@
           <w:sz w:val="18"/>
           <w:szCs w:val="18"/>
         </w:rPr>
-        <w:t xml:space="preserve"> 3. </w:t>
+        <w:t xml:space="preserve"> 3 </w:t>
       </w:r>
       <w:r>
         <w:rPr>
@@ -28291,6 +27868,21 @@
           <w:szCs w:val="18"/>
         </w:rPr>
         <w:t>.</w:t>
+      </w:r>
+    </w:p>
+    <w:p>
+      <w:pPr>
+        <w:keepNext/>
+        <w:keepLines/>
+        <w:spacing w:before="0" w:after="60"/>
+        <w:jc w:val="left"/>
+      </w:pPr>
+      <w:r>
+        <w:rPr>
+          <w:sz w:val="17"/>
+          <w:szCs w:val="17"/>
+        </w:rPr>
+        <w:t xml:space="preserve">Table 3 Total emissions and ceiling violations across the five methods</w:t>
       </w:r>
     </w:p>
     <w:tbl>
@@ -28343,7 +27935,7 @@
                 <w:sz w:val="16"/>
                 <w:szCs w:val="16"/>
               </w:rPr>
-              <w:t>방식</w:t>
+              <w:t xml:space="preserve">Method</w:t>
             </w:r>
           </w:p>
         </w:tc>
@@ -28372,34 +27964,7 @@
                 <w:sz w:val="16"/>
                 <w:szCs w:val="16"/>
               </w:rPr>
-              <w:t>총</w:t>
-            </w:r>
-            <w:r>
-              <w:rPr>
-                <w:b/>
-                <w:bCs/>
-                <w:sz w:val="16"/>
-                <w:szCs w:val="16"/>
-              </w:rPr>
-              <w:t xml:space="preserve"> </w:t>
-            </w:r>
-            <w:r>
-              <w:rPr>
-                <w:b/>
-                <w:bCs/>
-                <w:sz w:val="16"/>
-                <w:szCs w:val="16"/>
-              </w:rPr>
-              <w:t>배출량</w:t>
-            </w:r>
-            <w:r>
-              <w:rPr>
-                <w:b/>
-                <w:bCs/>
-                <w:sz w:val="16"/>
-                <w:szCs w:val="16"/>
-              </w:rPr>
-              <w:t xml:space="preserve"> (kg)</w:t>
+              <w:t xml:space="preserve">Total emissions (kg)</w:t>
             </w:r>
           </w:p>
         </w:tc>
@@ -28428,25 +27993,7 @@
                 <w:sz w:val="16"/>
                 <w:szCs w:val="16"/>
               </w:rPr>
-              <w:t>기준</w:t>
-            </w:r>
-            <w:r>
-              <w:rPr>
-                <w:b/>
-                <w:bCs/>
-                <w:sz w:val="16"/>
-                <w:szCs w:val="16"/>
-              </w:rPr>
-              <w:t xml:space="preserve"> </w:t>
-            </w:r>
-            <w:r>
-              <w:rPr>
-                <w:b/>
-                <w:bCs/>
-                <w:sz w:val="16"/>
-                <w:szCs w:val="16"/>
-              </w:rPr>
-              <w:t>대비</w:t>
+              <w:t xml:space="preserve">vs. baseline</w:t>
             </w:r>
           </w:p>
         </w:tc>
@@ -28475,25 +28022,7 @@
                 <w:sz w:val="16"/>
                 <w:szCs w:val="16"/>
               </w:rPr>
-              <w:t>용량</w:t>
-            </w:r>
-            <w:r>
-              <w:rPr>
-                <w:b/>
-                <w:bCs/>
-                <w:sz w:val="16"/>
-                <w:szCs w:val="16"/>
-              </w:rPr>
-              <w:t xml:space="preserve"> </w:t>
-            </w:r>
-            <w:r>
-              <w:rPr>
-                <w:b/>
-                <w:bCs/>
-                <w:sz w:val="16"/>
-                <w:szCs w:val="16"/>
-              </w:rPr>
-              <w:t>위반</w:t>
+              <w:t xml:space="preserve">Ceiling violations</w:t>
             </w:r>
           </w:p>
         </w:tc>
@@ -28517,7 +28046,7 @@
                 <w:sz w:val="16"/>
                 <w:szCs w:val="16"/>
               </w:rPr>
-              <w:t>기준</w:t>
+              <w:t xml:space="preserve">Baseline</w:t>
             </w:r>
           </w:p>
         </w:tc>
@@ -28601,7 +28130,7 @@
                 <w:sz w:val="16"/>
                 <w:szCs w:val="16"/>
               </w:rPr>
-              <w:t>시간만</w:t>
+              <w:t xml:space="preserve">Temporal-only</w:t>
             </w:r>
           </w:p>
         </w:tc>
@@ -28685,7 +28214,7 @@
                 <w:sz w:val="16"/>
                 <w:szCs w:val="16"/>
               </w:rPr>
-              <w:t>공간만</w:t>
+              <w:t xml:space="preserve">Spatial-only</w:t>
             </w:r>
           </w:p>
         </w:tc>
@@ -28872,21 +28401,7 @@
                 <w:sz w:val="16"/>
                 <w:szCs w:val="16"/>
               </w:rPr>
-              <w:t>용량</w:t>
-            </w:r>
-            <w:r>
-              <w:rPr>
-                <w:sz w:val="16"/>
-                <w:szCs w:val="16"/>
-              </w:rPr>
-              <w:t xml:space="preserve"> </w:t>
-            </w:r>
-            <w:r>
-              <w:rPr>
-                <w:sz w:val="16"/>
-                <w:szCs w:val="16"/>
-              </w:rPr>
-              <w:t>무시</w:t>
+              <w:t xml:space="preserve">Capacity ignored</w:t>
             </w:r>
           </w:p>
         </w:tc>
@@ -28998,8 +28513,9 @@
     </w:p>
     <w:p>
       <w:pPr>
+        <w:keepNext/>
         <w:keepLines/>
-        <w:spacing w:before="60" w:after="240"/>
+        <w:spacing w:before="60" w:after="0"/>
         <w:ind w:firstLine="0"/>
         <w:rPr>
           <w:sz w:val="18"/>
@@ -29020,7 +28536,7 @@
           <w:sz w:val="18"/>
           <w:szCs w:val="18"/>
         </w:rPr>
-        <w:t xml:space="preserve"> 8.</w:t>
+        <w:t xml:space="preserve"> 8</w:t>
       </w:r>
       <w:r>
         <w:rPr>
@@ -29378,6 +28894,24 @@
           <w:szCs w:val="18"/>
         </w:rPr>
         <w:t>.</w:t>
+      </w:r>
+    </w:p>
+    <w:p>
+      <w:pPr>
+        <w:keepLines/>
+        <w:spacing w:before="0" w:after="240"/>
+        <w:ind w:firstLine="0"/>
+        <w:rPr>
+          <w:sz w:val="18"/>
+          <w:szCs w:val="18"/>
+        </w:rPr>
+      </w:pPr>
+      <w:r>
+        <w:rPr>
+          <w:sz w:val="17"/>
+          <w:szCs w:val="17"/>
+        </w:rPr>
+        <w:t xml:space="preserve">Fig. 8 Total emissions across the five methods (Table 3)</w:t>
       </w:r>
     </w:p>
     <w:p>
@@ -31849,8 +31383,9 @@
     </w:p>
     <w:p>
       <w:pPr>
+        <w:keepNext/>
         <w:keepLines/>
-        <w:spacing w:before="60" w:after="240"/>
+        <w:spacing w:before="60" w:after="0"/>
         <w:ind w:firstLine="0"/>
         <w:rPr>
           <w:sz w:val="18"/>
@@ -31871,7 +31406,7 @@
           <w:sz w:val="18"/>
           <w:szCs w:val="18"/>
         </w:rPr>
-        <w:t xml:space="preserve"> 9.</w:t>
+        <w:t xml:space="preserve"> 9</w:t>
       </w:r>
       <w:r>
         <w:rPr>
@@ -32425,6 +31960,24 @@
           <w:szCs w:val="18"/>
         </w:rPr>
         <w:t>.</w:t>
+      </w:r>
+    </w:p>
+    <w:p>
+      <w:pPr>
+        <w:keepLines/>
+        <w:spacing w:before="0" w:after="240"/>
+        <w:ind w:firstLine="0"/>
+        <w:rPr>
+          <w:sz w:val="18"/>
+          <w:szCs w:val="18"/>
+        </w:rPr>
+      </w:pPr>
+      <w:r>
+        <w:rPr>
+          <w:sz w:val="17"/>
+          <w:szCs w:val="17"/>
+        </w:rPr>
+        <w:t xml:space="preserve">Fig. 9 California concurrent executions before and after temporal shifting</w:t>
       </w:r>
     </w:p>
     <w:p>
@@ -33628,8 +33181,9 @@
     </w:p>
     <w:p>
       <w:pPr>
+        <w:keepNext/>
         <w:keepLines/>
-        <w:spacing w:before="60" w:after="240"/>
+        <w:spacing w:before="60" w:after="0"/>
         <w:ind w:firstLine="0"/>
         <w:rPr>
           <w:sz w:val="18"/>
@@ -33647,7 +33201,7 @@
           <w:b/>
           <w:sz w:val="18"/>
         </w:rPr>
-        <w:t xml:space="preserve"> 10.</w:t>
+        <w:t xml:space="preserve"> 10</w:t>
       </w:r>
       <w:r>
         <w:rPr>
@@ -34206,13 +33760,29 @@
           <w:sz w:val="18"/>
         </w:rPr>
         <w:t>.</w:t>
+      </w:r>
+    </w:p>
+    <w:p>
+      <w:pPr>
+        <w:keepLines/>
+        <w:spacing w:before="0" w:after="240"/>
+        <w:ind w:firstLine="0"/>
+        <w:rPr>
+          <w:sz w:val="18"/>
+        </w:rPr>
+      </w:pPr>
+      <w:r>
+        <w:rPr>
+          <w:sz w:val="17"/>
+        </w:rPr>
+        <w:t xml:space="preserve">Fig. 10 Comparison of reproduced prior policies (Table 4)</w:t>
       </w:r>
     </w:p>
     <w:p>
       <w:pPr>
         <w:keepNext/>
         <w:keepLines/>
-        <w:spacing w:before="240" w:after="60"/>
+        <w:spacing w:before="240" w:after="0"/>
         <w:ind w:firstLine="0"/>
         <w:rPr>
           <w:sz w:val="15"/>
@@ -34228,7 +33798,7 @@
         <w:rPr>
           <w:sz w:val="18"/>
         </w:rPr>
-        <w:t xml:space="preserve"> 4. </w:t>
+        <w:t xml:space="preserve"> 4 </w:t>
       </w:r>
       <w:r>
         <w:rPr>
@@ -34819,6 +34389,23 @@
           <w:sz w:val="18"/>
         </w:rPr>
         <w:t>.</w:t>
+      </w:r>
+    </w:p>
+    <w:p>
+      <w:pPr>
+        <w:keepNext/>
+        <w:keepLines/>
+        <w:spacing w:before="0" w:after="60"/>
+        <w:ind w:firstLine="0"/>
+        <w:rPr>
+          <w:sz w:val="15"/>
+        </w:rPr>
+      </w:pPr>
+      <w:r>
+        <w:rPr>
+          <w:sz w:val="17"/>
+        </w:rPr>
+        <w:t xml:space="preserve">Table 4 Prior policies reproduced and scored under the same accounting</w:t>
       </w:r>
     </w:p>
     <w:tbl>
@@ -34838,10 +34425,10 @@
         <w:tblLook w:val="04A0" w:firstRow="1" w:lastRow="0" w:firstColumn="1" w:lastColumn="0" w:noHBand="0" w:noVBand="1"/>
       </w:tblPr>
       <w:tblGrid>
-        <w:gridCol w:w="1660"/>
-        <w:gridCol w:w="960"/>
-        <w:gridCol w:w="850"/>
-        <w:gridCol w:w="830"/>
+        <w:gridCol w:w="1950"/>
+        <w:gridCol w:w="820"/>
+        <w:gridCol w:w="780"/>
+        <w:gridCol w:w="750"/>
       </w:tblGrid>
       <w:tr>
         <w:trPr>
@@ -34849,7 +34436,7 @@
         </w:trPr>
         <w:tc>
           <w:tcPr>
-            <w:tcW w:w="1660" w:type="dxa"/>
+            <w:tcW w:w="1950" w:type="dxa"/>
             <w:tcBorders>
               <w:bottom w:val="single" w:sz="6" w:space="0" w:color="000000"/>
             </w:tcBorders>
@@ -34858,19 +34445,20 @@
           <w:p>
             <w:pPr>
               <w:keepNext/>
+              <w:ind w:firstLine="0"/>
             </w:pPr>
             <w:r>
               <w:rPr>
                 <w:b/>
                 <w:sz w:val="14"/>
               </w:rPr>
-              <w:t>정책</w:t>
+              <w:t xml:space="preserve">Policy</w:t>
             </w:r>
           </w:p>
         </w:tc>
         <w:tc>
           <w:tcPr>
-            <w:tcW w:w="960" w:type="dxa"/>
+            <w:tcW w:w="820" w:type="dxa"/>
             <w:tcBorders>
               <w:bottom w:val="single" w:sz="6" w:space="0" w:color="000000"/>
             </w:tcBorders>
@@ -34880,21 +34468,20 @@
             <w:pPr>
               <w:keepNext/>
               <w:jc w:val="right"/>
+              <w:ind w:firstLine="0"/>
             </w:pPr>
-            <w:proofErr w:type="spellStart"/>
             <w:r>
               <w:rPr>
                 <w:b/>
                 <w:sz w:val="14"/>
               </w:rPr>
-              <w:t>총배출</w:t>
+              <w:t xml:space="preserve">Total emissions</w:t>
             </w:r>
-            <w:proofErr w:type="spellEnd"/>
           </w:p>
         </w:tc>
         <w:tc>
           <w:tcPr>
-            <w:tcW w:w="850" w:type="dxa"/>
+            <w:tcW w:w="780" w:type="dxa"/>
             <w:tcBorders>
               <w:bottom w:val="single" w:sz="6" w:space="0" w:color="000000"/>
             </w:tcBorders>
@@ -34904,21 +34491,20 @@
             <w:pPr>
               <w:keepNext/>
               <w:jc w:val="right"/>
+              <w:ind w:firstLine="0"/>
             </w:pPr>
-            <w:proofErr w:type="spellStart"/>
             <w:r>
               <w:rPr>
                 <w:b/>
                 <w:sz w:val="14"/>
               </w:rPr>
-              <w:t>절감률</w:t>
+              <w:t xml:space="preserve">Carbon savings</w:t>
             </w:r>
-            <w:proofErr w:type="spellEnd"/>
           </w:p>
         </w:tc>
         <w:tc>
           <w:tcPr>
-            <w:tcW w:w="830" w:type="dxa"/>
+            <w:tcW w:w="750" w:type="dxa"/>
             <w:tcBorders>
               <w:bottom w:val="single" w:sz="6" w:space="0" w:color="000000"/>
             </w:tcBorders>
@@ -34928,27 +34514,14 @@
             <w:pPr>
               <w:keepNext/>
               <w:jc w:val="right"/>
+              <w:ind w:firstLine="0"/>
             </w:pPr>
             <w:r>
               <w:rPr>
                 <w:b/>
                 <w:sz w:val="14"/>
               </w:rPr>
-              <w:t>용량</w:t>
-            </w:r>
-            <w:r>
-              <w:rPr>
-                <w:b/>
-                <w:sz w:val="14"/>
-              </w:rPr>
-              <w:t xml:space="preserve"> </w:t>
-            </w:r>
-            <w:r>
-              <w:rPr>
-                <w:b/>
-                <w:sz w:val="14"/>
-              </w:rPr>
-              <w:t>위반</w:t>
+              <w:t xml:space="preserve">Ceiling violations</w:t>
             </w:r>
           </w:p>
         </w:tc>
@@ -34959,30 +34532,32 @@
         </w:trPr>
         <w:tc>
           <w:tcPr>
-            <w:tcW w:w="1660" w:type="dxa"/>
+            <w:tcW w:w="1950" w:type="dxa"/>
             <w:vAlign w:val="center"/>
           </w:tcPr>
           <w:p>
             <w:pPr>
               <w:keepNext/>
+              <w:ind w:firstLine="0"/>
             </w:pPr>
             <w:r>
               <w:rPr>
                 <w:sz w:val="14"/>
               </w:rPr>
-              <w:t>기준</w:t>
+              <w:t xml:space="preserve">Baseline</w:t>
             </w:r>
           </w:p>
         </w:tc>
         <w:tc>
           <w:tcPr>
-            <w:tcW w:w="960" w:type="dxa"/>
+            <w:tcW w:w="820" w:type="dxa"/>
             <w:vAlign w:val="center"/>
           </w:tcPr>
           <w:p>
             <w:pPr>
               <w:keepNext/>
               <w:jc w:val="right"/>
+              <w:ind w:firstLine="0"/>
             </w:pPr>
             <w:r>
               <w:rPr>
@@ -34994,13 +34569,14 @@
         </w:tc>
         <w:tc>
           <w:tcPr>
-            <w:tcW w:w="850" w:type="dxa"/>
+            <w:tcW w:w="780" w:type="dxa"/>
             <w:vAlign w:val="center"/>
           </w:tcPr>
           <w:p>
             <w:pPr>
               <w:keepNext/>
               <w:jc w:val="right"/>
+              <w:ind w:firstLine="0"/>
             </w:pPr>
             <w:r>
               <w:rPr>
@@ -35012,13 +34588,14 @@
         </w:tc>
         <w:tc>
           <w:tcPr>
-            <w:tcW w:w="830" w:type="dxa"/>
+            <w:tcW w:w="750" w:type="dxa"/>
             <w:vAlign w:val="center"/>
           </w:tcPr>
           <w:p>
             <w:pPr>
               <w:keepNext/>
               <w:jc w:val="right"/>
+              <w:ind w:firstLine="0"/>
             </w:pPr>
             <w:r>
               <w:rPr>
@@ -35035,60 +34612,32 @@
         </w:trPr>
         <w:tc>
           <w:tcPr>
-            <w:tcW w:w="1660" w:type="dxa"/>
+            <w:tcW w:w="1950" w:type="dxa"/>
             <w:vAlign w:val="center"/>
           </w:tcPr>
           <w:p>
             <w:pPr>
               <w:keepNext/>
+              <w:ind w:firstLine="0"/>
             </w:pPr>
             <w:r>
               <w:rPr>
                 <w:sz w:val="14"/>
               </w:rPr>
-              <w:t xml:space="preserve">CICS </w:t>
-            </w:r>
-            <w:r>
-              <w:rPr>
-                <w:sz w:val="14"/>
-              </w:rPr>
-              <w:t>가상</w:t>
-            </w:r>
-            <w:r>
-              <w:rPr>
-                <w:sz w:val="14"/>
-              </w:rPr>
-              <w:t xml:space="preserve"> </w:t>
-            </w:r>
-            <w:r>
-              <w:rPr>
-                <w:sz w:val="14"/>
-              </w:rPr>
-              <w:t>용량</w:t>
-            </w:r>
-            <w:r>
-              <w:rPr>
-                <w:sz w:val="14"/>
-              </w:rPr>
-              <w:t xml:space="preserve"> </w:t>
-            </w:r>
-            <w:r>
-              <w:rPr>
-                <w:sz w:val="14"/>
-              </w:rPr>
-              <w:t>곡선</w:t>
+              <w:t xml:space="preserve">CICS Virtual Capacity Curve</w:t>
             </w:r>
           </w:p>
         </w:tc>
         <w:tc>
           <w:tcPr>
-            <w:tcW w:w="960" w:type="dxa"/>
+            <w:tcW w:w="820" w:type="dxa"/>
             <w:vAlign w:val="center"/>
           </w:tcPr>
           <w:p>
             <w:pPr>
               <w:keepNext/>
               <w:jc w:val="right"/>
+              <w:ind w:firstLine="0"/>
             </w:pPr>
             <w:r>
               <w:rPr>
@@ -35100,13 +34649,14 @@
         </w:tc>
         <w:tc>
           <w:tcPr>
-            <w:tcW w:w="850" w:type="dxa"/>
+            <w:tcW w:w="780" w:type="dxa"/>
             <w:vAlign w:val="center"/>
           </w:tcPr>
           <w:p>
             <w:pPr>
               <w:keepNext/>
               <w:jc w:val="right"/>
+              <w:ind w:firstLine="0"/>
             </w:pPr>
             <w:r>
               <w:rPr>
@@ -35118,13 +34668,14 @@
         </w:tc>
         <w:tc>
           <w:tcPr>
-            <w:tcW w:w="830" w:type="dxa"/>
+            <w:tcW w:w="750" w:type="dxa"/>
             <w:vAlign w:val="center"/>
           </w:tcPr>
           <w:p>
             <w:pPr>
               <w:keepNext/>
               <w:jc w:val="right"/>
+              <w:ind w:firstLine="0"/>
             </w:pPr>
             <w:r>
               <w:rPr>
@@ -35141,42 +34692,32 @@
         </w:trPr>
         <w:tc>
           <w:tcPr>
-            <w:tcW w:w="1660" w:type="dxa"/>
+            <w:tcW w:w="1950" w:type="dxa"/>
             <w:vAlign w:val="center"/>
           </w:tcPr>
           <w:p>
             <w:pPr>
               <w:keepNext/>
+              <w:ind w:firstLine="0"/>
             </w:pPr>
             <w:r>
               <w:rPr>
                 <w:sz w:val="14"/>
               </w:rPr>
-              <w:t>Caspian (</w:t>
-            </w:r>
-            <w:r>
-              <w:rPr>
-                <w:sz w:val="14"/>
-              </w:rPr>
-              <w:t>분수</w:t>
-            </w:r>
-            <w:r>
-              <w:rPr>
-                <w:sz w:val="14"/>
-              </w:rPr>
-              <w:t>)</w:t>
+              <w:t xml:space="preserve">Caspian (fractional)</w:t>
             </w:r>
           </w:p>
         </w:tc>
         <w:tc>
           <w:tcPr>
-            <w:tcW w:w="960" w:type="dxa"/>
+            <w:tcW w:w="820" w:type="dxa"/>
             <w:vAlign w:val="center"/>
           </w:tcPr>
           <w:p>
             <w:pPr>
               <w:keepNext/>
               <w:jc w:val="right"/>
+              <w:ind w:firstLine="0"/>
             </w:pPr>
             <w:r>
               <w:rPr>
@@ -35188,13 +34729,14 @@
         </w:tc>
         <w:tc>
           <w:tcPr>
-            <w:tcW w:w="850" w:type="dxa"/>
+            <w:tcW w:w="780" w:type="dxa"/>
             <w:vAlign w:val="center"/>
           </w:tcPr>
           <w:p>
             <w:pPr>
               <w:keepNext/>
               <w:jc w:val="right"/>
+              <w:ind w:firstLine="0"/>
             </w:pPr>
             <w:r>
               <w:rPr>
@@ -35206,13 +34748,14 @@
         </w:tc>
         <w:tc>
           <w:tcPr>
-            <w:tcW w:w="830" w:type="dxa"/>
+            <w:tcW w:w="750" w:type="dxa"/>
             <w:vAlign w:val="center"/>
           </w:tcPr>
           <w:p>
             <w:pPr>
               <w:keepNext/>
               <w:jc w:val="right"/>
+              <w:ind w:firstLine="0"/>
             </w:pPr>
             <w:r>
               <w:rPr>
@@ -35229,44 +34772,32 @@
         </w:trPr>
         <w:tc>
           <w:tcPr>
-            <w:tcW w:w="1660" w:type="dxa"/>
+            <w:tcW w:w="1950" w:type="dxa"/>
             <w:vAlign w:val="center"/>
           </w:tcPr>
           <w:p>
             <w:pPr>
               <w:keepNext/>
+              <w:ind w:firstLine="0"/>
             </w:pPr>
-            <w:proofErr w:type="spellStart"/>
             <w:r>
               <w:rPr>
                 <w:sz w:val="14"/>
               </w:rPr>
-              <w:t>Sukprasert</w:t>
-            </w:r>
-            <w:proofErr w:type="spellEnd"/>
-            <w:r>
-              <w:rPr>
-                <w:sz w:val="14"/>
-              </w:rPr>
-              <w:t xml:space="preserve"> </w:t>
-            </w:r>
-            <w:r>
-              <w:rPr>
-                <w:sz w:val="14"/>
-              </w:rPr>
-              <w:t>시간</w:t>
+              <w:t xml:space="preserve">Sukprasert temporal</w:t>
             </w:r>
           </w:p>
         </w:tc>
         <w:tc>
           <w:tcPr>
-            <w:tcW w:w="960" w:type="dxa"/>
+            <w:tcW w:w="820" w:type="dxa"/>
             <w:vAlign w:val="center"/>
           </w:tcPr>
           <w:p>
             <w:pPr>
               <w:keepNext/>
               <w:jc w:val="right"/>
+              <w:ind w:firstLine="0"/>
             </w:pPr>
             <w:r>
               <w:rPr>
@@ -35278,13 +34809,14 @@
         </w:tc>
         <w:tc>
           <w:tcPr>
-            <w:tcW w:w="850" w:type="dxa"/>
+            <w:tcW w:w="780" w:type="dxa"/>
             <w:vAlign w:val="center"/>
           </w:tcPr>
           <w:p>
             <w:pPr>
               <w:keepNext/>
               <w:jc w:val="right"/>
+              <w:ind w:firstLine="0"/>
             </w:pPr>
             <w:r>
               <w:rPr>
@@ -35296,13 +34828,14 @@
         </w:tc>
         <w:tc>
           <w:tcPr>
-            <w:tcW w:w="830" w:type="dxa"/>
+            <w:tcW w:w="750" w:type="dxa"/>
             <w:vAlign w:val="center"/>
           </w:tcPr>
           <w:p>
             <w:pPr>
               <w:keepNext/>
               <w:jc w:val="right"/>
+              <w:ind w:firstLine="0"/>
             </w:pPr>
             <w:r>
               <w:rPr>
@@ -35319,12 +34852,13 @@
         </w:trPr>
         <w:tc>
           <w:tcPr>
-            <w:tcW w:w="1660" w:type="dxa"/>
+            <w:tcW w:w="1950" w:type="dxa"/>
             <w:vAlign w:val="center"/>
           </w:tcPr>
           <w:p>
             <w:pPr>
               <w:keepNext/>
+              <w:ind w:firstLine="0"/>
             </w:pPr>
             <w:r>
               <w:rPr>
@@ -35336,13 +34870,14 @@
         </w:tc>
         <w:tc>
           <w:tcPr>
-            <w:tcW w:w="960" w:type="dxa"/>
+            <w:tcW w:w="820" w:type="dxa"/>
             <w:vAlign w:val="center"/>
           </w:tcPr>
           <w:p>
             <w:pPr>
               <w:keepNext/>
               <w:jc w:val="right"/>
+              <w:ind w:firstLine="0"/>
             </w:pPr>
             <w:r>
               <w:rPr>
@@ -35354,13 +34889,14 @@
         </w:tc>
         <w:tc>
           <w:tcPr>
-            <w:tcW w:w="850" w:type="dxa"/>
+            <w:tcW w:w="780" w:type="dxa"/>
             <w:vAlign w:val="center"/>
           </w:tcPr>
           <w:p>
             <w:pPr>
               <w:keepNext/>
               <w:jc w:val="right"/>
+              <w:ind w:firstLine="0"/>
             </w:pPr>
             <w:r>
               <w:rPr>
@@ -35372,13 +34908,14 @@
         </w:tc>
         <w:tc>
           <w:tcPr>
-            <w:tcW w:w="830" w:type="dxa"/>
+            <w:tcW w:w="750" w:type="dxa"/>
             <w:vAlign w:val="center"/>
           </w:tcPr>
           <w:p>
             <w:pPr>
               <w:keepNext/>
               <w:jc w:val="right"/>
+              <w:ind w:firstLine="0"/>
             </w:pPr>
             <w:r>
               <w:rPr>
@@ -35395,56 +34932,32 @@
         </w:trPr>
         <w:tc>
           <w:tcPr>
-            <w:tcW w:w="1660" w:type="dxa"/>
+            <w:tcW w:w="1950" w:type="dxa"/>
             <w:vAlign w:val="center"/>
           </w:tcPr>
           <w:p>
             <w:pPr>
               <w:keepNext/>
+              <w:ind w:firstLine="0"/>
             </w:pPr>
-            <w:proofErr w:type="spellStart"/>
             <w:r>
               <w:rPr>
                 <w:sz w:val="14"/>
               </w:rPr>
-              <w:t>Sukprasert</w:t>
-            </w:r>
-            <w:proofErr w:type="spellEnd"/>
-            <w:r>
-              <w:rPr>
-                <w:sz w:val="14"/>
-              </w:rPr>
-              <w:t xml:space="preserve"> </w:t>
-            </w:r>
-            <w:r>
-              <w:rPr>
-                <w:sz w:val="14"/>
-              </w:rPr>
-              <w:t>공간</w:t>
-            </w:r>
-            <w:r>
-              <w:rPr>
-                <w:sz w:val="14"/>
-              </w:rPr>
-              <w:t>+</w:t>
-            </w:r>
-            <w:r>
-              <w:rPr>
-                <w:sz w:val="14"/>
-              </w:rPr>
-              <w:t>시간</w:t>
+              <w:t xml:space="preserve">Sukprasert spatial+temporal</w:t>
             </w:r>
           </w:p>
         </w:tc>
         <w:tc>
           <w:tcPr>
-            <w:tcW w:w="960" w:type="dxa"/>
+            <w:tcW w:w="820" w:type="dxa"/>
             <w:vAlign w:val="center"/>
           </w:tcPr>
           <w:p>
             <w:pPr>
               <w:keepNext/>
               <w:jc w:val="right"/>
+              <w:ind w:firstLine="0"/>
             </w:pPr>
             <w:r>
               <w:rPr>
@@ -35456,13 +34969,14 @@
         </w:tc>
         <w:tc>
           <w:tcPr>
-            <w:tcW w:w="850" w:type="dxa"/>
+            <w:tcW w:w="780" w:type="dxa"/>
             <w:vAlign w:val="center"/>
           </w:tcPr>
           <w:p>
             <w:pPr>
               <w:keepNext/>
               <w:jc w:val="right"/>
+              <w:ind w:firstLine="0"/>
             </w:pPr>
             <w:r>
               <w:rPr>
@@ -35474,13 +34988,14 @@
         </w:tc>
         <w:tc>
           <w:tcPr>
-            <w:tcW w:w="830" w:type="dxa"/>
+            <w:tcW w:w="750" w:type="dxa"/>
             <w:vAlign w:val="center"/>
           </w:tcPr>
           <w:p>
             <w:pPr>
               <w:keepNext/>
               <w:jc w:val="right"/>
+              <w:ind w:firstLine="0"/>
             </w:pPr>
             <w:r>
               <w:rPr>
@@ -35497,30 +35012,32 @@
         </w:trPr>
         <w:tc>
           <w:tcPr>
-            <w:tcW w:w="1660" w:type="dxa"/>
+            <w:tcW w:w="1950" w:type="dxa"/>
             <w:vAlign w:val="center"/>
           </w:tcPr>
           <w:p>
             <w:pPr>
               <w:keepNext/>
+              <w:ind w:firstLine="0"/>
             </w:pPr>
             <w:r>
               <w:rPr>
                 <w:sz w:val="14"/>
               </w:rPr>
-              <w:t>시간만</w:t>
+              <w:t xml:space="preserve">Temporal-only</w:t>
             </w:r>
           </w:p>
         </w:tc>
         <w:tc>
           <w:tcPr>
-            <w:tcW w:w="960" w:type="dxa"/>
+            <w:tcW w:w="820" w:type="dxa"/>
             <w:vAlign w:val="center"/>
           </w:tcPr>
           <w:p>
             <w:pPr>
               <w:keepNext/>
               <w:jc w:val="right"/>
+              <w:ind w:firstLine="0"/>
             </w:pPr>
             <w:r>
               <w:rPr>
@@ -35532,13 +35049,14 @@
         </w:tc>
         <w:tc>
           <w:tcPr>
-            <w:tcW w:w="850" w:type="dxa"/>
+            <w:tcW w:w="780" w:type="dxa"/>
             <w:vAlign w:val="center"/>
           </w:tcPr>
           <w:p>
             <w:pPr>
               <w:keepNext/>
               <w:jc w:val="right"/>
+              <w:ind w:firstLine="0"/>
             </w:pPr>
             <w:r>
               <w:rPr>
@@ -35550,13 +35068,14 @@
         </w:tc>
         <w:tc>
           <w:tcPr>
-            <w:tcW w:w="830" w:type="dxa"/>
+            <w:tcW w:w="750" w:type="dxa"/>
             <w:vAlign w:val="center"/>
           </w:tcPr>
           <w:p>
             <w:pPr>
               <w:keepNext/>
               <w:jc w:val="right"/>
+              <w:ind w:firstLine="0"/>
             </w:pPr>
             <w:r>
               <w:rPr>
@@ -35573,30 +35092,32 @@
         </w:trPr>
         <w:tc>
           <w:tcPr>
-            <w:tcW w:w="1660" w:type="dxa"/>
+            <w:tcW w:w="1950" w:type="dxa"/>
             <w:vAlign w:val="center"/>
           </w:tcPr>
           <w:p>
             <w:pPr>
               <w:keepNext/>
+              <w:ind w:firstLine="0"/>
             </w:pPr>
             <w:r>
               <w:rPr>
                 <w:sz w:val="14"/>
               </w:rPr>
-              <w:t>공간만</w:t>
+              <w:t xml:space="preserve">Spatial-only</w:t>
             </w:r>
           </w:p>
         </w:tc>
         <w:tc>
           <w:tcPr>
-            <w:tcW w:w="960" w:type="dxa"/>
+            <w:tcW w:w="820" w:type="dxa"/>
             <w:vAlign w:val="center"/>
           </w:tcPr>
           <w:p>
             <w:pPr>
               <w:keepNext/>
               <w:jc w:val="right"/>
+              <w:ind w:firstLine="0"/>
             </w:pPr>
             <w:r>
               <w:rPr>
@@ -35608,13 +35129,14 @@
         </w:tc>
         <w:tc>
           <w:tcPr>
-            <w:tcW w:w="850" w:type="dxa"/>
+            <w:tcW w:w="780" w:type="dxa"/>
             <w:vAlign w:val="center"/>
           </w:tcPr>
           <w:p>
             <w:pPr>
               <w:keepNext/>
               <w:jc w:val="right"/>
+              <w:ind w:firstLine="0"/>
             </w:pPr>
             <w:r>
               <w:rPr>
@@ -35626,13 +35148,14 @@
         </w:tc>
         <w:tc>
           <w:tcPr>
-            <w:tcW w:w="830" w:type="dxa"/>
+            <w:tcW w:w="750" w:type="dxa"/>
             <w:vAlign w:val="center"/>
           </w:tcPr>
           <w:p>
             <w:pPr>
               <w:keepNext/>
               <w:jc w:val="right"/>
+              <w:ind w:firstLine="0"/>
             </w:pPr>
             <w:r>
               <w:rPr>
@@ -35649,12 +35172,13 @@
         </w:trPr>
         <w:tc>
           <w:tcPr>
-            <w:tcW w:w="1660" w:type="dxa"/>
+            <w:tcW w:w="1950" w:type="dxa"/>
             <w:vAlign w:val="center"/>
           </w:tcPr>
           <w:p>
             <w:pPr>
               <w:keepNext/>
+              <w:ind w:firstLine="0"/>
             </w:pPr>
             <w:r>
               <w:rPr>
@@ -35667,13 +35191,14 @@
         </w:tc>
         <w:tc>
           <w:tcPr>
-            <w:tcW w:w="960" w:type="dxa"/>
+            <w:tcW w:w="820" w:type="dxa"/>
             <w:vAlign w:val="center"/>
           </w:tcPr>
           <w:p>
             <w:pPr>
               <w:keepNext/>
               <w:jc w:val="right"/>
+              <w:ind w:firstLine="0"/>
             </w:pPr>
             <w:r>
               <w:rPr>
@@ -35686,13 +35211,14 @@
         </w:tc>
         <w:tc>
           <w:tcPr>
-            <w:tcW w:w="850" w:type="dxa"/>
+            <w:tcW w:w="780" w:type="dxa"/>
             <w:vAlign w:val="center"/>
           </w:tcPr>
           <w:p>
             <w:pPr>
               <w:keepNext/>
               <w:jc w:val="right"/>
+              <w:ind w:firstLine="0"/>
             </w:pPr>
             <w:r>
               <w:rPr>
@@ -35705,13 +35231,14 @@
         </w:tc>
         <w:tc>
           <w:tcPr>
-            <w:tcW w:w="830" w:type="dxa"/>
+            <w:tcW w:w="750" w:type="dxa"/>
             <w:vAlign w:val="center"/>
           </w:tcPr>
           <w:p>
             <w:pPr>
               <w:keepNext/>
               <w:jc w:val="right"/>
+              <w:ind w:firstLine="0"/>
             </w:pPr>
             <w:r>
               <w:rPr>
@@ -35729,38 +35256,30 @@
         </w:trPr>
         <w:tc>
           <w:tcPr>
-            <w:tcW w:w="1660" w:type="dxa"/>
+            <w:tcW w:w="1950" w:type="dxa"/>
             <w:vAlign w:val="center"/>
           </w:tcPr>
           <w:p>
+            <w:pPr>
+              <w:ind w:firstLine="0"/>
+            </w:pPr>
             <w:r>
               <w:rPr>
                 <w:sz w:val="14"/>
               </w:rPr>
-              <w:t>용량</w:t>
-            </w:r>
-            <w:r>
-              <w:rPr>
-                <w:sz w:val="14"/>
-              </w:rPr>
-              <w:t xml:space="preserve"> </w:t>
-            </w:r>
-            <w:r>
-              <w:rPr>
-                <w:sz w:val="14"/>
-              </w:rPr>
-              <w:t>무시</w:t>
+              <w:t xml:space="preserve">Capacity ignored</w:t>
             </w:r>
           </w:p>
         </w:tc>
         <w:tc>
           <w:tcPr>
-            <w:tcW w:w="960" w:type="dxa"/>
+            <w:tcW w:w="820" w:type="dxa"/>
             <w:vAlign w:val="center"/>
           </w:tcPr>
           <w:p>
             <w:pPr>
               <w:jc w:val="right"/>
+              <w:ind w:firstLine="0"/>
             </w:pPr>
             <w:r>
               <w:rPr>
@@ -35772,12 +35291,13 @@
         </w:tc>
         <w:tc>
           <w:tcPr>
-            <w:tcW w:w="850" w:type="dxa"/>
+            <w:tcW w:w="780" w:type="dxa"/>
             <w:vAlign w:val="center"/>
           </w:tcPr>
           <w:p>
             <w:pPr>
               <w:jc w:val="right"/>
+              <w:ind w:firstLine="0"/>
             </w:pPr>
             <w:r>
               <w:rPr>
@@ -35789,12 +35309,13 @@
         </w:tc>
         <w:tc>
           <w:tcPr>
-            <w:tcW w:w="830" w:type="dxa"/>
+            <w:tcW w:w="750" w:type="dxa"/>
             <w:vAlign w:val="center"/>
           </w:tcPr>
           <w:p>
             <w:pPr>
               <w:jc w:val="right"/>
+              <w:ind w:firstLine="0"/>
             </w:pPr>
             <w:r>
               <w:rPr>
